--- a/netflix/Jordan_Newman_Netflix_Compute_Runtime_Resume.docx
+++ b/netflix/Jordan_Newman_Netflix_Compute_Runtime_Resume.docx
@@ -34,7 +34,18 @@
         <w:jc w:val="center"/>
       </w:pPr>
       <w:r>
-        <w:t>Marlboro, NJ | 347-739-4731 | phoem@mac.com | github.com/phoem</w:t>
+        <w:t xml:space="preserve">Marlboro, NJ | 347-739-4731 | phoem@mac.com | github.com/phoem  </w:t>
+      </w:r>
+    </w:p>
+    <w:p>
+      <w:pPr>
+        <w:spacing w:after="0"/>
+      </w:pPr>
+      <w:r>
+        <w:rPr>
+          <w:i/>
+        </w:rPr>
+        <w:t>Selected public repositories are available. The most significant engineering repositories are private; access is available upon request.</w:t>
       </w:r>
     </w:p>
     <w:p>
@@ -443,7 +454,7 @@
         <w:t xml:space="preserve">• </w:t>
       </w:r>
       <w:r>
-        <w:t>Partnered with architecture teams to standardize deployment practices and developed shared libraries, documentation, and AI-assisted engineering workflows.</w:t>
+        <w:t>Served as a member of the Architecture Team, collaborating with fellow architects and the architecture lead to make technical decisions, define engineering standards, guide platform direction, and develop shared libraries, documentation, and AI-assisted engineering workflows.</w:t>
       </w:r>
     </w:p>
     <w:p>
@@ -671,6 +682,19 @@
     </w:p>
     <w:p>
       <w:pPr>
+        <w:spacing w:after="0"/>
+        <w:jc w:val="center"/>
+      </w:pPr>
+      <w:r>
+        <w:rPr>
+          <w:b/>
+          <w:sz w:val="20"/>
+        </w:rPr>
+        <w:t>Infrastructure Leadership</w:t>
+      </w:r>
+    </w:p>
+    <w:p>
+      <w:pPr>
         <w:spacing w:after="16"/>
         <w:ind w:left="230" w:hanging="173"/>
       </w:pPr>
@@ -682,6 +706,19 @@
       </w:r>
       <w:r>
         <w:t>Architected and operated hosting and CDN infrastructure spanning approximately 3,000-4,000 servers, 10 locations, multiple datacenters, and more than 65 Gbps of peak traffic.</w:t>
+      </w:r>
+    </w:p>
+    <w:p>
+      <w:pPr>
+        <w:spacing w:after="0"/>
+        <w:jc w:val="center"/>
+      </w:pPr>
+      <w:r>
+        <w:rPr>
+          <w:b/>
+          <w:sz w:val="20"/>
+        </w:rPr>
+        <w:t>Systems Software Engineering</w:t>
       </w:r>
     </w:p>
     <w:p>
@@ -726,7 +763,20 @@
         <w:t xml:space="preserve">• </w:t>
       </w:r>
       <w:r>
-        <w:t>Built DDoS detection and mitigation systems, packet and DNS analysis tools, monitoring, telemetry, authentication, deployment, and security software used across production infrastructure.</w:t>
+        <w:t>Developed production FreeBSD kernel modules including VirtualDir, KeepClean, and StatCache.</w:t>
+      </w:r>
+    </w:p>
+    <w:p>
+      <w:pPr>
+        <w:spacing w:after="0"/>
+        <w:jc w:val="center"/>
+      </w:pPr>
+      <w:r>
+        <w:rPr>
+          <w:b/>
+          <w:sz w:val="20"/>
+        </w:rPr>
+        <w:t>Security and Networking</w:t>
       </w:r>
     </w:p>
     <w:p>
@@ -741,7 +791,7 @@
         <w:t xml:space="preserve">• </w:t>
       </w:r>
       <w:r>
-        <w:t>Developed production FreeBSD kernel modules including VirtualDir, KeepClean, and StatCache.</w:t>
+        <w:t>Built DDoS detection and mitigation systems, packet and DNS analysis tools, monitoring, telemetry, authentication, deployment, and security software used across production infrastructure.</w:t>
       </w:r>
     </w:p>
     <w:p>
